--- a/src/OpenXmlHtml.Tests/WordTableStyleTests.CombinedCellStyles.DotNet.verified.docx
+++ b/src/OpenXmlHtml.Tests/WordTableStyleTests.CombinedCellStyles.DotNet.verified.docx
@@ -26,9 +26,9 @@
             <w:shd w:val="clear" w:fill="2E4057"/>
             <w:tcMar>
               <w:top w:w="160" w:type="dxa"/>
-              <w:start w:w="160" w:type="dxa"/>
+              <w:left w:w="160" w:type="dxa"/>
               <w:bottom w:w="160" w:type="dxa"/>
-              <w:end w:w="160" w:type="dxa"/>
+              <w:right w:w="160" w:type="dxa"/>
             </w:tcMar>
           </w:tcPr>
           <w:p>
@@ -48,9 +48,9 @@
             <w:shd w:val="clear" w:fill="2E4057"/>
             <w:tcMar>
               <w:top w:w="160" w:type="dxa"/>
-              <w:start w:w="160" w:type="dxa"/>
+              <w:left w:w="160" w:type="dxa"/>
               <w:bottom w:w="160" w:type="dxa"/>
-              <w:end w:w="160" w:type="dxa"/>
+              <w:right w:w="160" w:type="dxa"/>
             </w:tcMar>
           </w:tcPr>
           <w:p>
@@ -69,9 +69,9 @@
             <w:shd w:val="clear" w:fill="2E4057"/>
             <w:tcMar>
               <w:top w:w="160" w:type="dxa"/>
-              <w:start w:w="160" w:type="dxa"/>
+              <w:left w:w="160" w:type="dxa"/>
               <w:bottom w:w="160" w:type="dxa"/>
-              <w:end w:w="160" w:type="dxa"/>
+              <w:right w:w="160" w:type="dxa"/>
             </w:tcMar>
           </w:tcPr>
           <w:p>
@@ -91,9 +91,9 @@
           <w:tcPr>
             <w:tcMar>
               <w:top w:w="120" w:type="dxa"/>
-              <w:start w:w="120" w:type="dxa"/>
-              <w:bottom w:w="120" w:type="dxa"/>
-              <w:end w:w="120" w:type="dxa"/>
+              <w:left w:w="120" w:type="dxa"/>
+              <w:bottom w:w="120" w:type="dxa"/>
+              <w:right w:w="120" w:type="dxa"/>
             </w:tcMar>
           </w:tcPr>
           <w:p>
@@ -106,9 +106,9 @@
           <w:tcPr>
             <w:tcMar>
               <w:top w:w="120" w:type="dxa"/>
-              <w:start w:w="120" w:type="dxa"/>
-              <w:bottom w:w="120" w:type="dxa"/>
-              <w:end w:w="120" w:type="dxa"/>
+              <w:left w:w="120" w:type="dxa"/>
+              <w:bottom w:w="120" w:type="dxa"/>
+              <w:right w:w="120" w:type="dxa"/>
             </w:tcMar>
           </w:tcPr>
           <w:p>
@@ -120,13 +120,13 @@
         <w:tc>
           <w:tcPr>
             <w:shd w:val="clear" w:fill="E2EFDA"/>
+            <w:tcMar>
+              <w:top w:w="120" w:type="dxa"/>
+              <w:left w:w="120" w:type="dxa"/>
+              <w:bottom w:w="120" w:type="dxa"/>
+              <w:right w:w="120" w:type="dxa"/>
+            </w:tcMar>
             <w:vAlign w:val="center"/>
-            <w:tcMar>
-              <w:top w:w="120" w:type="dxa"/>
-              <w:start w:w="120" w:type="dxa"/>
-              <w:bottom w:w="120" w:type="dxa"/>
-              <w:end w:w="120" w:type="dxa"/>
-            </w:tcMar>
           </w:tcPr>
           <w:p>
             <w:r>
@@ -157,9 +157,9 @@
           <w:tcPr>
             <w:tcMar>
               <w:top w:w="120" w:type="dxa"/>
-              <w:start w:w="120" w:type="dxa"/>
-              <w:bottom w:w="120" w:type="dxa"/>
-              <w:end w:w="120" w:type="dxa"/>
+              <w:left w:w="120" w:type="dxa"/>
+              <w:bottom w:w="120" w:type="dxa"/>
+              <w:right w:w="120" w:type="dxa"/>
             </w:tcMar>
           </w:tcPr>
           <w:p>
@@ -172,9 +172,9 @@
           <w:tcPr>
             <w:tcMar>
               <w:top w:w="120" w:type="dxa"/>
-              <w:start w:w="120" w:type="dxa"/>
-              <w:bottom w:w="120" w:type="dxa"/>
-              <w:end w:w="120" w:type="dxa"/>
+              <w:left w:w="120" w:type="dxa"/>
+              <w:bottom w:w="120" w:type="dxa"/>
+              <w:right w:w="120" w:type="dxa"/>
             </w:tcMar>
           </w:tcPr>
           <w:p>
@@ -186,13 +186,13 @@
         <w:tc>
           <w:tcPr>
             <w:shd w:val="clear" w:fill="FCE4EC"/>
+            <w:tcMar>
+              <w:top w:w="120" w:type="dxa"/>
+              <w:left w:w="120" w:type="dxa"/>
+              <w:bottom w:w="120" w:type="dxa"/>
+              <w:right w:w="120" w:type="dxa"/>
+            </w:tcMar>
             <w:vAlign w:val="center"/>
-            <w:tcMar>
-              <w:top w:w="120" w:type="dxa"/>
-              <w:start w:w="120" w:type="dxa"/>
-              <w:bottom w:w="120" w:type="dxa"/>
-              <w:end w:w="120" w:type="dxa"/>
-            </w:tcMar>
           </w:tcPr>
           <w:p>
             <w:r>

--- a/src/OpenXmlHtml.Tests/WordTableStyleTests.CombinedCellStyles.DotNet.verified.docx
+++ b/src/OpenXmlHtml.Tests/WordTableStyleTests.CombinedCellStyles.DotNet.verified.docx
@@ -13,11 +13,12 @@
           <w:insideH w:val="single" w:color="auto" w:sz="4" w:space="0"/>
           <w:insideV w:val="single" w:color="auto" w:sz="4" w:space="0"/>
         </w:tblBorders>
+        <w:tblLayout w:type="fixed"/>
       </w:tblPr>
       <w:tblGrid>
-        <w:gridCol/>
-        <w:gridCol/>
-        <w:gridCol/>
+        <w:gridCol w:w="3333"/>
+        <w:gridCol w:w="3333"/>
+        <w:gridCol w:w="3333"/>
       </w:tblGrid>
       <w:tr>
         <w:tc>
@@ -66,6 +67,7 @@
         </w:tc>
         <w:tc>
           <w:tcPr>
+            <w:tcW w:w="3333" w:type="dxa"/>
             <w:shd w:val="clear" w:fill="2E4057"/>
             <w:tcMar>
               <w:top w:w="160" w:type="dxa"/>
@@ -89,6 +91,7 @@
       <w:tr>
         <w:tc>
           <w:tcPr>
+            <w:tcW w:w="3333" w:type="dxa"/>
             <w:tcMar>
               <w:top w:w="120" w:type="dxa"/>
               <w:left w:w="120" w:type="dxa"/>
@@ -104,6 +107,7 @@
         </w:tc>
         <w:tc>
           <w:tcPr>
+            <w:tcW w:w="3333" w:type="dxa"/>
             <w:tcMar>
               <w:top w:w="120" w:type="dxa"/>
               <w:left w:w="120" w:type="dxa"/>
@@ -119,6 +123,7 @@
         </w:tc>
         <w:tc>
           <w:tcPr>
+            <w:tcW w:w="3333" w:type="dxa"/>
             <w:shd w:val="clear" w:fill="E2EFDA"/>
             <w:tcMar>
               <w:top w:w="120" w:type="dxa"/>
@@ -155,6 +160,7 @@
       <w:tr>
         <w:tc>
           <w:tcPr>
+            <w:tcW w:w="3333" w:type="dxa"/>
             <w:tcMar>
               <w:top w:w="120" w:type="dxa"/>
               <w:left w:w="120" w:type="dxa"/>
@@ -170,6 +176,7 @@
         </w:tc>
         <w:tc>
           <w:tcPr>
+            <w:tcW w:w="3333" w:type="dxa"/>
             <w:tcMar>
               <w:top w:w="120" w:type="dxa"/>
               <w:left w:w="120" w:type="dxa"/>
@@ -185,6 +192,7 @@
         </w:tc>
         <w:tc>
           <w:tcPr>
+            <w:tcW w:w="3333" w:type="dxa"/>
             <w:shd w:val="clear" w:fill="FCE4EC"/>
             <w:tcMar>
               <w:top w:w="120" w:type="dxa"/>
